--- a/huong_dan_trien_khai_hoan_chinh.docx
+++ b/huong_dan_trien_khai_hoan_chinh.docx
@@ -1358,6 +1358,49 @@
       </w:r>
       <w:r>
         <w:t>Cấu hình lại backend trong file api.js để tự động nhận dạng giao thức (HTTPS) và host (tên miền DuckDNS) động dựa vào header của Request gửi tới: const protocol = req.headers['x-forwarded-proto'] || req.protocol; const host = req.get('host'); const fileUrl = `${protocol}://${host}/uploads/${newFileName}`;</w:t>
+      </w:r>
+    </w:p>
+    <w:p>
+      <w:pPr>
+        <w:keepNext/>
+        <w:spacing w:before="160" w:after="40"/>
+      </w:pPr>
+      <w:r>
+        <w:rPr>
+          <w:b/>
+          <w:color w:val="B43232"/>
+        </w:rPr>
+        <w:t>Lỗi 10: Lỗi F5/refresh trang báo lỗi 404 Not Found trên Vercel (Ví dụ: truy cập directly /admin)</w:t>
+        <w:br/>
+      </w:r>
+      <w:r>
+        <w:rPr>
+          <w:b/>
+        </w:rPr>
+        <w:t xml:space="preserve">   • Nguyên nhân: </w:t>
+      </w:r>
+      <w:r>
+        <w:t>Khi người dùng truy cập trực tiếp bằng đường dẫn dạng https://thegioihaitac.vercel.app/admin hoặc F5 làm mới trang, trình duyệt sẽ gửi yêu cầu trực tiếp lên máy chủ Vercel để tìm thư mục hoặc tệp tĩnh tên là 'admin'. Do dự án của bạn là Single Page Application (React Router) chạy phía client nên trên máy chủ Vercel không hề có tệp 'admin', gây ra lỗi 404.</w:t>
+        <w:br/>
+      </w:r>
+      <w:r>
+        <w:rPr>
+          <w:b/>
+        </w:rPr>
+        <w:t xml:space="preserve">   • Khắc phục: </w:t>
+      </w:r>
+      <w:r>
+        <w:t>Tạo file cấu hình vercel.json trong thư mục frontend (web_htth/frontend/vercel.json) để điều hướng toàn bộ yêu cầu URL về index.html. Nội dung file vercel.json:</w:t>
+        <w:br/>
+        <w:t>{</w:t>
+        <w:br/>
+        <w:t xml:space="preserve">  "rewrites": [</w:t>
+        <w:br/>
+        <w:t xml:space="preserve">    { "source": "/(.*)", "destination": "/index.html" }</w:t>
+        <w:br/>
+        <w:t xml:space="preserve">  ]</w:t>
+        <w:br/>
+        <w:t>}</w:t>
       </w:r>
     </w:p>
     <w:p>
